--- a/docs/Доклад Гамов 03.06.docx
+++ b/docs/Доклад Гамов 03.06.docx
@@ -175,7 +175,49 @@
         <w:rPr>
           <w:rFonts w:ascii="Times New Roman" w:hAnsi="Times New Roman" w:cs="Times New Roman"/>
         </w:rPr>
-        <w:t>Традиционные решения на рынке предоставляют недостаточный уровень человеческой поддержки при формировании привычек, пользователь рискует остаться один в критический момент срыва. Высокий порог входа выражается в необходимости установки отдельного приложения, создания и привязки аккаунта, часто в покупке подписки. При этом большинство таких приложений предоставляют функционал отметок о выполнении с использованием напоминаний. Не используя методы вовлечения и эмоциональной поддержки. Отсутствие персонализации выражается в одинаковом подходе ко всем пользователям, одинаковым сообщениям, что вызывает быструю усталость от продукта.</w:t>
+        <w:t>Текущие</w:t>
+      </w:r>
+      <w:r>
+        <w:rPr>
+          <w:rFonts w:ascii="Times New Roman" w:hAnsi="Times New Roman" w:cs="Times New Roman"/>
+        </w:rPr>
+        <w:t xml:space="preserve"> решения на рынке </w:t>
+      </w:r>
+      <w:r>
+        <w:rPr>
+          <w:rFonts w:ascii="Times New Roman" w:hAnsi="Times New Roman" w:cs="Times New Roman"/>
+        </w:rPr>
+        <w:t>дают</w:t>
+      </w:r>
+      <w:r>
+        <w:rPr>
+          <w:rFonts w:ascii="Times New Roman" w:hAnsi="Times New Roman" w:cs="Times New Roman"/>
+        </w:rPr>
+        <w:t xml:space="preserve"> </w:t>
+      </w:r>
+      <w:r>
+        <w:rPr>
+          <w:rFonts w:ascii="Times New Roman" w:hAnsi="Times New Roman" w:cs="Times New Roman"/>
+        </w:rPr>
+        <w:t>малый</w:t>
+      </w:r>
+      <w:r>
+        <w:rPr>
+          <w:rFonts w:ascii="Times New Roman" w:hAnsi="Times New Roman" w:cs="Times New Roman"/>
+        </w:rPr>
+        <w:t xml:space="preserve"> уровень человеческой поддержки при формировании привычек, пользователь рискует остаться один в </w:t>
+      </w:r>
+      <w:r>
+        <w:rPr>
+          <w:rFonts w:ascii="Times New Roman" w:hAnsi="Times New Roman" w:cs="Times New Roman"/>
+        </w:rPr>
+        <w:t>моменты срыва</w:t>
+      </w:r>
+      <w:r>
+        <w:rPr>
+          <w:rFonts w:ascii="Times New Roman" w:hAnsi="Times New Roman" w:cs="Times New Roman"/>
+        </w:rPr>
+        <w:t>. Высокий порог входа выражается в необходимости установки отдельного приложения, создания и привязки аккаунта, часто в покупке подписки. При этом большинство таких приложений предоставляют функционал отметок о выполнении с использованием напоминаний. Не используя методы вовлечения и эмоциональной поддержки. Отсутствие персонализации выражается в одинаковом подходе ко всем пользователям, одинаковым сообщениям, что вызывает быструю усталость от продукта.</w:t>
       </w:r>
     </w:p>
     <w:p>
@@ -219,7 +261,7 @@
         <w:rPr>
           <w:rFonts w:ascii="Times New Roman" w:hAnsi="Times New Roman" w:cs="Times New Roman"/>
         </w:rPr>
-        <w:t>Реализована система анонимного общения «наставник-подопечный» внутри интерфейса с такими же пользователями для эмоциональной поддержки и получения помощи в критические моменты.</w:t>
+        <w:t>Реализована система анонимного общения «наставник-подопечный» внутри интерфейса с такими же пользователями для эмоциональной поддержки и получения помощи.</w:t>
       </w:r>
     </w:p>
     <w:p>
@@ -267,6 +309,34 @@
     </w:p>
     <w:p>
       <w:pPr>
+        <w:ind w:firstLine="709"/>
+        <w:jc w:val="both"/>
+        <w:rPr>
+          <w:rFonts w:ascii="Times New Roman" w:hAnsi="Times New Roman" w:cs="Times New Roman"/>
+        </w:rPr>
+      </w:pPr>
+      <w:r>
+        <w:rPr>
+          <w:rFonts w:ascii="Times New Roman" w:hAnsi="Times New Roman" w:cs="Times New Roman"/>
+        </w:rPr>
+        <w:t xml:space="preserve">Данная методика имеет наибольшее влияние на так называемое поколение </w:t>
+      </w:r>
+      <w:r>
+        <w:rPr>
+          <w:rFonts w:ascii="Times New Roman" w:hAnsi="Times New Roman" w:cs="Times New Roman"/>
+          <w:lang w:val="en-US"/>
+        </w:rPr>
+        <w:t>Z</w:t>
+      </w:r>
+      <w:r>
+        <w:rPr>
+          <w:rFonts w:ascii="Times New Roman" w:hAnsi="Times New Roman" w:cs="Times New Roman"/>
+        </w:rPr>
+        <w:t xml:space="preserve"> люди до 30 лет.</w:t>
+      </w:r>
+    </w:p>
+    <w:p>
+      <w:pPr>
         <w:jc w:val="center"/>
         <w:rPr>
           <w:rFonts w:ascii="Times New Roman" w:hAnsi="Times New Roman" w:cs="Times New Roman"/>
@@ -324,14 +394,14 @@
         <w:rPr>
           <w:rFonts w:ascii="Times New Roman" w:hAnsi="Times New Roman" w:cs="Times New Roman"/>
         </w:rPr>
-        <w:t xml:space="preserve">обоснован материалистичным интерфейсом и наличием большого функционала по разработке чат ботов, а также большой аудиторией. В качестве базы данных была выбрана SQLite3 так как не требует серверной архитектуры, и является наиболее эффективным способом хранения небольших объемов данных. Принцип Open Source обеспечивает прозрачность алгоритмов и доверие </w:t>
+        <w:t xml:space="preserve">обоснован материалистичным интерфейсом и наличием большого функционала по разработке чат ботов, а также большой аудиторией. В качестве базы данных была выбрана SQLite3 так как не требует серверной архитектуры, и является наиболее эффективным способом хранения небольших </w:t>
       </w:r>
       <w:r>
         <w:rPr>
           <w:rFonts w:ascii="Times New Roman" w:hAnsi="Times New Roman" w:cs="Times New Roman"/>
         </w:rPr>
         <w:lastRenderedPageBreak/>
-        <w:t xml:space="preserve">пользователей, позволяя развернуть копию проекта на личном сервере для личных нужд поддерживая социальную функцию продукта. Для развертывания был использован </w:t>
+        <w:t xml:space="preserve">объемов данных. Принцип Open Source обеспечивает прозрачность алгоритмов и доверие пользователей, позволяя развернуть копию проекта на личном сервере для личных нужд поддерживая социальную функцию продукта. Для развертывания был использован </w:t>
       </w:r>
       <w:r>
         <w:rPr>
@@ -405,19 +475,41 @@
         </w:rPr>
         <w:t xml:space="preserve"> позволяет сфокусироваться на активное </w:t>
       </w:r>
-      <w:proofErr w:type="spellStart"/>
-      <w:r>
-        <w:rPr>
-          <w:rFonts w:ascii="Times New Roman" w:hAnsi="Times New Roman" w:cs="Times New Roman"/>
-        </w:rPr>
-        <w:t>констурирование</w:t>
-      </w:r>
-      <w:proofErr w:type="spellEnd"/>
-      <w:r>
-        <w:rPr>
-          <w:rFonts w:ascii="Times New Roman" w:hAnsi="Times New Roman" w:cs="Times New Roman"/>
-        </w:rPr>
-        <w:t xml:space="preserve"> устойчивой мотивационный среды посредством методов геймификации и вовлечения, а также методов анонимной наставнической поддержки в качестве социальной составляющей.</w:t>
+      <w:r>
+        <w:rPr>
+          <w:rFonts w:ascii="Times New Roman" w:hAnsi="Times New Roman" w:cs="Times New Roman"/>
+        </w:rPr>
+        <w:t>создание</w:t>
+      </w:r>
+      <w:r>
+        <w:rPr>
+          <w:rFonts w:ascii="Times New Roman" w:hAnsi="Times New Roman" w:cs="Times New Roman"/>
+        </w:rPr>
+        <w:t xml:space="preserve"> устойчивой мотивационный среды посредством методов геймификации и вовлечения, а также методов анонимной наставнической поддержки в качестве социально</w:t>
+      </w:r>
+      <w:r>
+        <w:rPr>
+          <w:rFonts w:ascii="Times New Roman" w:hAnsi="Times New Roman" w:cs="Times New Roman"/>
+        </w:rPr>
+        <w:t>го</w:t>
+      </w:r>
+      <w:r>
+        <w:rPr>
+          <w:rFonts w:ascii="Times New Roman" w:hAnsi="Times New Roman" w:cs="Times New Roman"/>
+        </w:rPr>
+        <w:t xml:space="preserve"> </w:t>
+      </w:r>
+      <w:r>
+        <w:rPr>
+          <w:rFonts w:ascii="Times New Roman" w:hAnsi="Times New Roman" w:cs="Times New Roman"/>
+        </w:rPr>
+        <w:t>аспекта</w:t>
+      </w:r>
+      <w:r>
+        <w:rPr>
+          <w:rFonts w:ascii="Times New Roman" w:hAnsi="Times New Roman" w:cs="Times New Roman"/>
+        </w:rPr>
+        <w:t>.</w:t>
       </w:r>
     </w:p>
     <w:p>
@@ -475,14 +567,12 @@
         </w:rPr>
         <w:t xml:space="preserve">График показывает рост числа среднего количества взаимодействий пользователей с приложением в 2.6 раза по сравнению с </w:t>
       </w:r>
-      <w:proofErr w:type="spellStart"/>
-      <w:r>
-        <w:rPr>
-          <w:rFonts w:ascii="Times New Roman" w:hAnsi="Times New Roman" w:cs="Times New Roman"/>
-        </w:rPr>
-        <w:t>трационными</w:t>
-      </w:r>
-      <w:proofErr w:type="spellEnd"/>
+      <w:r>
+        <w:rPr>
+          <w:rFonts w:ascii="Times New Roman" w:hAnsi="Times New Roman" w:cs="Times New Roman"/>
+        </w:rPr>
+        <w:t>обычным</w:t>
+      </w:r>
       <w:r>
         <w:rPr>
           <w:rFonts w:ascii="Times New Roman" w:hAnsi="Times New Roman" w:cs="Times New Roman"/>
@@ -614,6 +704,9 @@
       <w:pPr>
         <w:ind w:firstLine="709"/>
         <w:jc w:val="both"/>
+        <w:rPr>
+          <w:rFonts w:hint="eastAsia"/>
+        </w:rPr>
       </w:pPr>
       <w:r>
         <w:rPr>
@@ -626,12 +719,27 @@
       <w:pPr>
         <w:ind w:firstLine="709"/>
         <w:jc w:val="both"/>
-      </w:pPr>
-      <w:r>
-        <w:rPr>
-          <w:rFonts w:ascii="Times New Roman" w:hAnsi="Times New Roman" w:cs="Times New Roman"/>
-        </w:rPr>
-        <w:t>В моей работе подробнее описан пессимистичный сценарий. Даже при снижении всех доходов на 20%, проект остается прибыльным и выходит на самоокупаемость. Это достижимо благодаря низкой стоимости инфраструктуры Telegram-ботов по сравнению с полноценными мобильными приложениями.</w:t>
+        <w:rPr>
+          <w:rFonts w:hint="eastAsia"/>
+        </w:rPr>
+      </w:pPr>
+      <w:r>
+        <w:rPr>
+          <w:rFonts w:ascii="Times New Roman" w:hAnsi="Times New Roman" w:cs="Times New Roman"/>
+        </w:rPr>
+        <w:t xml:space="preserve">В моей работе подробнее описан пессимистичный сценарий. Даже при снижении всех доходов на 20%, проект остается прибыльным и выходит на самоокупаемость. Это достижимо благодаря низкой стоимости </w:t>
+      </w:r>
+      <w:r>
+        <w:rPr>
+          <w:rFonts w:ascii="Times New Roman" w:hAnsi="Times New Roman" w:cs="Times New Roman"/>
+        </w:rPr>
+        <w:t>создания</w:t>
+      </w:r>
+      <w:r>
+        <w:rPr>
+          <w:rFonts w:ascii="Times New Roman" w:hAnsi="Times New Roman" w:cs="Times New Roman"/>
+        </w:rPr>
+        <w:t xml:space="preserve"> Telegram-ботов по сравнению с полноценными мобильными приложениями.</w:t>
       </w:r>
     </w:p>
     <w:p>

--- a/docs/Доклад Гамов 03.06.docx
+++ b/docs/Доклад Гамов 03.06.docx
@@ -175,49 +175,7 @@
         <w:rPr>
           <w:rFonts w:ascii="Times New Roman" w:hAnsi="Times New Roman" w:cs="Times New Roman"/>
         </w:rPr>
-        <w:t>Текущие</w:t>
-      </w:r>
-      <w:r>
-        <w:rPr>
-          <w:rFonts w:ascii="Times New Roman" w:hAnsi="Times New Roman" w:cs="Times New Roman"/>
-        </w:rPr>
-        <w:t xml:space="preserve"> решения на рынке </w:t>
-      </w:r>
-      <w:r>
-        <w:rPr>
-          <w:rFonts w:ascii="Times New Roman" w:hAnsi="Times New Roman" w:cs="Times New Roman"/>
-        </w:rPr>
-        <w:t>дают</w:t>
-      </w:r>
-      <w:r>
-        <w:rPr>
-          <w:rFonts w:ascii="Times New Roman" w:hAnsi="Times New Roman" w:cs="Times New Roman"/>
-        </w:rPr>
-        <w:t xml:space="preserve"> </w:t>
-      </w:r>
-      <w:r>
-        <w:rPr>
-          <w:rFonts w:ascii="Times New Roman" w:hAnsi="Times New Roman" w:cs="Times New Roman"/>
-        </w:rPr>
-        <w:t>малый</w:t>
-      </w:r>
-      <w:r>
-        <w:rPr>
-          <w:rFonts w:ascii="Times New Roman" w:hAnsi="Times New Roman" w:cs="Times New Roman"/>
-        </w:rPr>
-        <w:t xml:space="preserve"> уровень человеческой поддержки при формировании привычек, пользователь рискует остаться один в </w:t>
-      </w:r>
-      <w:r>
-        <w:rPr>
-          <w:rFonts w:ascii="Times New Roman" w:hAnsi="Times New Roman" w:cs="Times New Roman"/>
-        </w:rPr>
-        <w:t>моменты срыва</w:t>
-      </w:r>
-      <w:r>
-        <w:rPr>
-          <w:rFonts w:ascii="Times New Roman" w:hAnsi="Times New Roman" w:cs="Times New Roman"/>
-        </w:rPr>
-        <w:t>. Высокий порог входа выражается в необходимости установки отдельного приложения, создания и привязки аккаунта, часто в покупке подписки. При этом большинство таких приложений предоставляют функционал отметок о выполнении с использованием напоминаний. Не используя методы вовлечения и эмоциональной поддержки. Отсутствие персонализации выражается в одинаковом подходе ко всем пользователям, одинаковым сообщениям, что вызывает быструю усталость от продукта.</w:t>
+        <w:t>Текущие решения на рынке дают малый уровень человеческой поддержки при формировании привычек, пользователь рискует остаться один в моменты срыва. Высокий порог входа выражается в необходимости установки отдельного приложения, создания и привязки аккаунта, часто в покупке подписки. При этом большинство таких приложений предоставляют функционал отметок о выполнении с использованием напоминаний. Не используя методы вовлечения и эмоциональной поддержки. Отсутствие персонализации выражается в одинаковом подходе ко всем пользователям, одинаковым сообщениям, что вызывает быструю усталость от продукта.</w:t>
       </w:r>
     </w:p>
     <w:p>
@@ -557,9 +515,6 @@
       <w:pPr>
         <w:ind w:firstLine="709"/>
         <w:jc w:val="both"/>
-        <w:rPr>
-          <w:rFonts w:ascii="Times New Roman" w:hAnsi="Times New Roman" w:cs="Times New Roman"/>
-        </w:rPr>
       </w:pPr>
       <w:r>
         <w:rPr>
@@ -579,6 +534,15 @@
         </w:rPr>
         <w:t xml:space="preserve"> приложениями по отслеживанию привычек.</w:t>
       </w:r>
+      <w:r>
+        <w:rPr>
+          <w:rFonts w:ascii="Times New Roman" w:hAnsi="Times New Roman" w:cs="Times New Roman"/>
+        </w:rPr>
+        <w:t xml:space="preserve"> </w:t>
+      </w:r>
+      <w:r>
+        <w:t xml:space="preserve">Результаты подтверждают, что превращение рутинного отслеживания в игру снижает психологическое сопротивление и когнитивную нагрузку. </w:t>
+      </w:r>
     </w:p>
     <w:p>
       <w:pPr>
@@ -610,9 +574,6 @@
       <w:pPr>
         <w:ind w:firstLine="709"/>
         <w:jc w:val="both"/>
-        <w:rPr>
-          <w:rFonts w:ascii="Times New Roman" w:hAnsi="Times New Roman" w:cs="Times New Roman"/>
-        </w:rPr>
       </w:pPr>
       <w:r>
         <w:rPr>
@@ -620,6 +581,24 @@
         </w:rPr>
         <w:t>Полученная статистика и анализ позволил показать важность наличия социальной поддержки внутри приложения. Данный фактор в том числе позволил увеличить среднюю длину серии выполнения привычки, а процент выполненных программ привычек поднялся с 41 до 68 процентов.</w:t>
       </w:r>
+      <w:r>
+        <w:rPr>
+          <w:rFonts w:ascii="Times New Roman" w:hAnsi="Times New Roman" w:cs="Times New Roman"/>
+        </w:rPr>
+        <w:t xml:space="preserve"> </w:t>
+      </w:r>
+      <w:r>
+        <w:t>Эмпатия и совет другого человека, находящегося в аналогичной ситуации, позволяли преодолеть прокрастинацию, что недоступно в стандартных приложениях-трекерах.</w:t>
+      </w:r>
+    </w:p>
+    <w:p>
+      <w:pPr>
+        <w:ind w:firstLine="709"/>
+        <w:jc w:val="both"/>
+        <w:rPr>
+          <w:rFonts w:ascii="Times New Roman" w:hAnsi="Times New Roman" w:cs="Times New Roman"/>
+        </w:rPr>
+      </w:pPr>
     </w:p>
     <w:p>
       <w:pPr>
@@ -651,9 +630,6 @@
       <w:pPr>
         <w:ind w:firstLine="709"/>
         <w:jc w:val="both"/>
-        <w:rPr>
-          <w:rFonts w:ascii="Times New Roman" w:hAnsi="Times New Roman" w:cs="Times New Roman"/>
-        </w:rPr>
       </w:pPr>
       <w:r>
         <w:rPr>
@@ -672,6 +648,15 @@
           <w:rFonts w:ascii="Times New Roman" w:hAnsi="Times New Roman" w:cs="Times New Roman"/>
         </w:rPr>
         <w:t xml:space="preserve"> чем у традиционных приложений. Что является показателем успешности применения методики.</w:t>
+      </w:r>
+      <w:r>
+        <w:rPr>
+          <w:rFonts w:ascii="Times New Roman" w:hAnsi="Times New Roman" w:cs="Times New Roman"/>
+        </w:rPr>
+        <w:t xml:space="preserve"> </w:t>
+      </w:r>
+      <w:r>
+        <w:t>Более 80% участников экспериментальной группы отметили, что бейджи и уровни сделали процесс формирования здоровых привычек «менее обременительным и более интересным»</w:t>
       </w:r>
     </w:p>
     <w:p>
@@ -1198,7 +1183,6 @@
   <w:style w:type="character" w:default="1" w:styleId="a0">
     <w:name w:val="Default Paragraph Font"/>
     <w:uiPriority w:val="1"/>
-    <w:semiHidden/>
     <w:unhideWhenUsed/>
   </w:style>
   <w:style w:type="table" w:default="1" w:styleId="a1">
@@ -1295,6 +1279,23 @@
     <w:semiHidden/>
     <w:unhideWhenUsed/>
     <w:qFormat/>
+  </w:style>
+  <w:style w:type="paragraph" w:styleId="aa">
+    <w:name w:val="Normal (Web)"/>
+    <w:basedOn w:val="a"/>
+    <w:uiPriority w:val="99"/>
+    <w:semiHidden/>
+    <w:unhideWhenUsed/>
+    <w:rsid w:val="000633D8"/>
+    <w:pPr>
+      <w:suppressAutoHyphens w:val="0"/>
+      <w:spacing w:before="100" w:beforeAutospacing="1" w:after="100" w:afterAutospacing="1"/>
+    </w:pPr>
+    <w:rPr>
+      <w:rFonts w:ascii="Times New Roman" w:eastAsia="Times New Roman" w:hAnsi="Times New Roman" w:cs="Times New Roman"/>
+      <w:kern w:val="0"/>
+      <w:lang w:eastAsia="ru-RU" w:bidi="ar-SA"/>
+    </w:rPr>
   </w:style>
 </w:styles>
 </file>
